--- a/exams/고전과함께하는비판적토론/15주차 보이지 않는 손은 누구를 위한 손인가 - 하헌재.docx
+++ b/exams/고전과함께하는비판적토론/15주차 보이지 않는 손은 누구를 위한 손인가 - 하헌재.docx
@@ -53,7 +53,6 @@
         <w:rPr>
           <w:rFonts w:ascii="굴림" w:eastAsia="굴림" w:hAnsi="굴림" w:hint="eastAsia"/>
         </w:rPr>
-        <w:t>자유전공학부 2025940073 하헌재</w:t>
       </w:r>
     </w:p>
     <w:p>
@@ -322,7 +321,6 @@
           <w:sz w:val="22"/>
           <w:szCs w:val="22"/>
         </w:rPr>
-        <w:t> </w:t>
       </w:r>
     </w:p>
     <w:p>
@@ -516,7 +514,7 @@
           <w:sz w:val="22"/>
           <w:szCs w:val="22"/>
         </w:rPr>
-        <w:t xml:space="preserve"> 예를 들어 혐오 표현이 담긴 광고나 생명 윤리에 위배되는 소비 행위 등에 대한 제한을 두는 것은 시장의 자유를 침해하기보다는 사회 전체의 공감을 반영하는 조치일 것이다. </w:t>
+        <w:t>예를 들어 혐오 표현이 담긴 광고나 생명 윤리에 위배되는 소비 행위 등에 대한 제한을 두는 것은 시장의 자유를 침해하기보다는 사회 전체의 공감을 반영하는 조치일 것이다.</w:t>
       </w:r>
     </w:p>
     <w:p>
